--- a/examples/dap-xe-dem-thanh-pho/export_batch/03_PROMPTS_VOICE_HANG_LOAT.docx
+++ b/examples/dap-xe-dem-thanh-pho/export_batch/03_PROMPTS_VOICE_HANG_LOAT.docx
@@ -29,7 +29,7 @@
           <w:color w:val="64748B"/>
           <w:sz w:val="20"/>
         </w:rPr>
-        <w:t>Dự án: Đạp Xe Đêm Thành Phố • BGM Remix 128 BPM &amp; Giọng Nữ Trẻ Trung</w:t>
+        <w:t>Dự án: Đạp Xe Đêm Sài Gòn • Chuẩn 3 Phân Cảnh x 10.0s • 100% Giọng Sài Gòn</w:t>
       </w:r>
     </w:p>
     <w:p>
@@ -57,7 +57,7 @@
           <w:color w:val="1E293B"/>
           <w:sz w:val="23"/>
         </w:rPr>
-        <w:t>Đạp xe dạo phố đêm cùng Linh nha cả nhà ơi! Không khí mát mẻ chill xỉu luôn á!</w:t>
+        <w:t>Hít hà không khí mát rượi của Sài Gòn về đêm cùng Uyên Hân nè cả nhà ơi! Đạp xe đêm vừa chill vừa khỏe người nữa nè!</w:t>
       </w:r>
     </w:p>
     <w:p>
@@ -71,7 +71,7 @@
           <w:color w:val="1E293B"/>
           <w:sz w:val="23"/>
         </w:rPr>
-        <w:t>Gió đêm lướt nhẹ qua tóc, cảm giác tự do và tràn đầy năng lượng tích cực.</w:t>
+        <w:t>Gió đêm lướt qua tóc mát rượi luôn á, đạp xe kiểu vầy nó đã gì đâu, bao nhiêu mệt mỏi tan biến hết trơn!</w:t>
       </w:r>
     </w:p>
     <w:p>
@@ -85,7 +85,7 @@
           <w:color w:val="1E293B"/>
           <w:sz w:val="23"/>
         </w:rPr>
-        <w:t>Một vòng thành phố mười lăm cây số xong rồi nè! Chúc cả nhà ngủ ngon và nhớ tập thể dục cùng Linh nghen!</w:t>
+        <w:t>Đạp xe đêm mê xỉu luôn đó cả nhà! Thấy cưng thì nhớ thả tim và theo dõi Uyên Hân nghen, mãi yêu!</w:t>
       </w:r>
     </w:p>
     <w:sectPr>
